--- a/MONTAEDITAL/modelos/Procedimento - {{MODALIDADE}} {{N.MODALIDADE}}.docx
+++ b/MONTAEDITAL/modelos/Procedimento - {{MODALIDADE}} {{N.MODALIDADE}}.docx
@@ -1,6 +1,6 @@
 
 <file path=word/document.xml><?xml version="1.0" encoding="utf-8"?>
-<w:document xmlns:wpc="http://schemas.microsoft.com/office/word/2010/wordprocessingCanvas" xmlns:cx="http://schemas.microsoft.com/office/drawing/2014/chartex" xmlns:cx1="http://schemas.microsoft.com/office/drawing/2015/9/8/chartex" xmlns:cx2="http://schemas.microsoft.com/office/drawing/2015/10/21/chartex" xmlns:cx3="http://schemas.microsoft.com/office/drawing/2016/5/9/chartex" xmlns:cx4="http://schemas.microsoft.com/office/drawing/2016/5/10/chartex" xmlns:cx5="http://schemas.microsoft.com/office/drawing/2016/5/11/chartex" xmlns:cx6="http://schemas.microsoft.com/office/drawing/2016/5/12/chartex" xmlns:cx7="http://schemas.microsoft.com/office/drawing/2016/5/13/chartex" xmlns:cx8="http://schemas.microsoft.com/office/drawing/2016/5/14/chartex" xmlns:mc="http://schemas.openxmlformats.org/markup-compatibility/2006" xmlns:aink="http://schemas.microsoft.com/office/drawing/2016/ink" xmlns:am3d="http://schemas.microsoft.com/office/drawing/2017/model3d" xmlns:o="urn:schemas-microsoft-com:office:office" xmlns:oel="http://schemas.microsoft.com/office/2019/extlst" xmlns:r="http://schemas.openxmlformats.org/officeDocument/2006/relationships" xmlns:m="http://schemas.openxmlformats.org/officeDocument/2006/math" xmlns:v="urn:schemas-microsoft-com:vml" xmlns:wp14="http://schemas.microsoft.com/office/word/2010/wordprocessingDrawing" xmlns:wp="http://schemas.openxmlformats.org/drawingml/2006/wordprocessingDrawing" xmlns:w10="urn:schemas-microsoft-com:office:word" xmlns:w="http://schemas.openxmlformats.org/wordprocessingml/2006/main" xmlns:w14="http://schemas.microsoft.com/office/word/2010/wordml" xmlns:w15="http://schemas.microsoft.com/office/word/2012/wordml" xmlns:w16cex="http://schemas.microsoft.com/office/word/2018/wordml/cex" xmlns:w16cid="http://schemas.microsoft.com/office/word/2016/wordml/cid" xmlns:w16="http://schemas.microsoft.com/office/word/2018/wordml" xmlns:w16du="http://schemas.microsoft.com/office/word/2023/wordml/word16du" xmlns:w16sdtdh="http://schemas.microsoft.com/office/word/2020/wordml/sdtdatahash" xmlns:w16sdtfl="http://schemas.microsoft.com/office/word/2024/wordml/sdtformatlock" xmlns:w16se="http://schemas.microsoft.com/office/word/2015/wordml/symex" xmlns:wpg="http://schemas.microsoft.com/office/word/2010/wordprocessingGroup" xmlns:wpi="http://schemas.microsoft.com/office/word/2010/wordprocessingInk" xmlns:wne="http://schemas.microsoft.com/office/word/2006/wordml" xmlns:wps="http://schemas.microsoft.com/office/word/2010/wordprocessingShape" mc:Ignorable="w14 w15 w16se w16cid w16 w16cex w16sdtdh w16sdtfl w16du wp14">
+<w:document xmlns:wpc="http://schemas.microsoft.com/office/word/2010/wordprocessingCanvas" xmlns:cx="http://schemas.microsoft.com/office/drawing/2014/chartex" xmlns:cx1="http://schemas.microsoft.com/office/drawing/2015/9/8/chartex" xmlns:cx2="http://schemas.microsoft.com/office/drawing/2015/10/21/chartex" xmlns:cx3="http://schemas.microsoft.com/office/drawing/2016/5/9/chartex" xmlns:cx4="http://schemas.microsoft.com/office/drawing/2016/5/10/chartex" xmlns:cx5="http://schemas.microsoft.com/office/drawing/2016/5/11/chartex" xmlns:cx6="http://schemas.microsoft.com/office/drawing/2016/5/12/chartex" xmlns:cx7="http://schemas.microsoft.com/office/drawing/2016/5/13/chartex" xmlns:cx8="http://schemas.microsoft.com/office/drawing/2016/5/14/chartex" xmlns:mc="http://schemas.openxmlformats.org/markup-compatibility/2006" xmlns:aink="http://schemas.microsoft.com/office/drawing/2016/ink" xmlns:am3d="http://schemas.microsoft.com/office/drawing/2017/model3d" xmlns:o="urn:schemas-microsoft-com:office:office" xmlns:r="http://schemas.openxmlformats.org/officeDocument/2006/relationships" xmlns:m="http://schemas.openxmlformats.org/officeDocument/2006/math" xmlns:v="urn:schemas-microsoft-com:vml" xmlns:wp14="http://schemas.microsoft.com/office/word/2010/wordprocessingDrawing" xmlns:wp="http://schemas.openxmlformats.org/drawingml/2006/wordprocessingDrawing" xmlns:w10="urn:schemas-microsoft-com:office:word" xmlns:w="http://schemas.openxmlformats.org/wordprocessingml/2006/main" xmlns:w14="http://schemas.microsoft.com/office/word/2010/wordml" xmlns:w15="http://schemas.microsoft.com/office/word/2012/wordml" xmlns:w16cex="http://schemas.microsoft.com/office/word/2018/wordml/cex" xmlns:w16cid="http://schemas.microsoft.com/office/word/2016/wordml/cid" xmlns:w16="http://schemas.microsoft.com/office/word/2018/wordml" xmlns:w16sdtdh="http://schemas.microsoft.com/office/word/2020/wordml/sdtdatahash" xmlns:w16se="http://schemas.microsoft.com/office/word/2015/wordml/symex" xmlns:wpg="http://schemas.microsoft.com/office/word/2010/wordprocessingGroup" xmlns:wpi="http://schemas.microsoft.com/office/word/2010/wordprocessingInk" xmlns:wne="http://schemas.microsoft.com/office/word/2006/wordml" xmlns:wps="http://schemas.microsoft.com/office/word/2010/wordprocessingShape" mc:Ignorable="w14 w15 w16se w16cid w16 w16cex w16sdtdh wp14">
   <w:body>
     <w:p>
       <w:pPr>
@@ -848,6 +848,7 @@
               <w:rPr>
                 <w:rFonts w:ascii="Calibri" w:hAnsi="Calibri" w:cs="Calibri"/>
               </w:rPr>
+              <w:lastRenderedPageBreak/>
               <w:br w:type="page"/>
             </w:r>
             <w:r>
@@ -1706,6 +1707,7 @@
                 <w:rFonts w:ascii="Arial" w:eastAsia="Arial Unicode MS" w:hAnsi="Arial" w:cs="Arial"/>
                 <w:b/>
               </w:rPr>
+              <w:lastRenderedPageBreak/>
               <w:t>AUTORIZAÇÃO</w:t>
             </w:r>
           </w:p>
@@ -1799,14 +1801,7 @@
           <w:rFonts w:ascii="Arial" w:hAnsi="Arial" w:cs="Arial"/>
           <w:i/>
         </w:rPr>
-        <w:t>por meio do Portal Bolsa de Licitações do Brasil – BLL</w:t>
-      </w:r>
-      <w:r>
-        <w:rPr>
-          <w:rFonts w:ascii="Arial" w:hAnsi="Arial" w:cs="Arial"/>
-          <w:b/>
-        </w:rPr>
-        <w:t xml:space="preserve">, </w:t>
+        <w:t>{{FORMATO}}</w:t>
       </w:r>
       <w:r>
         <w:rPr>
@@ -2647,6 +2642,7 @@
           <w:sz w:val="28"/>
           <w:szCs w:val="28"/>
         </w:rPr>
+        <w:lastRenderedPageBreak/>
         <w:t>DECLARAÇÃO</w:t>
       </w:r>
     </w:p>
@@ -3363,7 +3359,7 @@
 </file>
 
 <file path=word/endnotes.xml><?xml version="1.0" encoding="utf-8"?>
-<w:endnotes xmlns:wpc="http://schemas.microsoft.com/office/word/2010/wordprocessingCanvas" xmlns:cx="http://schemas.microsoft.com/office/drawing/2014/chartex" xmlns:cx1="http://schemas.microsoft.com/office/drawing/2015/9/8/chartex" xmlns:cx2="http://schemas.microsoft.com/office/drawing/2015/10/21/chartex" xmlns:cx3="http://schemas.microsoft.com/office/drawing/2016/5/9/chartex" xmlns:cx4="http://schemas.microsoft.com/office/drawing/2016/5/10/chartex" xmlns:cx5="http://schemas.microsoft.com/office/drawing/2016/5/11/chartex" xmlns:cx6="http://schemas.microsoft.com/office/drawing/2016/5/12/chartex" xmlns:cx7="http://schemas.microsoft.com/office/drawing/2016/5/13/chartex" xmlns:cx8="http://schemas.microsoft.com/office/drawing/2016/5/14/chartex" xmlns:mc="http://schemas.openxmlformats.org/markup-compatibility/2006" xmlns:aink="http://schemas.microsoft.com/office/drawing/2016/ink" xmlns:am3d="http://schemas.microsoft.com/office/drawing/2017/model3d" xmlns:o="urn:schemas-microsoft-com:office:office" xmlns:oel="http://schemas.microsoft.com/office/2019/extlst" xmlns:r="http://schemas.openxmlformats.org/officeDocument/2006/relationships" xmlns:m="http://schemas.openxmlformats.org/officeDocument/2006/math" xmlns:v="urn:schemas-microsoft-com:vml" xmlns:wp14="http://schemas.microsoft.com/office/word/2010/wordprocessingDrawing" xmlns:wp="http://schemas.openxmlformats.org/drawingml/2006/wordprocessingDrawing" xmlns:w10="urn:schemas-microsoft-com:office:word" xmlns:w="http://schemas.openxmlformats.org/wordprocessingml/2006/main" xmlns:w14="http://schemas.microsoft.com/office/word/2010/wordml" xmlns:w15="http://schemas.microsoft.com/office/word/2012/wordml" xmlns:w16cex="http://schemas.microsoft.com/office/word/2018/wordml/cex" xmlns:w16cid="http://schemas.microsoft.com/office/word/2016/wordml/cid" xmlns:w16="http://schemas.microsoft.com/office/word/2018/wordml" xmlns:w16du="http://schemas.microsoft.com/office/word/2023/wordml/word16du" xmlns:w16sdtdh="http://schemas.microsoft.com/office/word/2020/wordml/sdtdatahash" xmlns:w16sdtfl="http://schemas.microsoft.com/office/word/2024/wordml/sdtformatlock" xmlns:w16se="http://schemas.microsoft.com/office/word/2015/wordml/symex" xmlns:wpg="http://schemas.microsoft.com/office/word/2010/wordprocessingGroup" xmlns:wpi="http://schemas.microsoft.com/office/word/2010/wordprocessingInk" xmlns:wne="http://schemas.microsoft.com/office/word/2006/wordml" xmlns:wps="http://schemas.microsoft.com/office/word/2010/wordprocessingShape" mc:Ignorable="w14 w15 w16se w16cid w16 w16cex w16sdtdh w16sdtfl w16du wp14">
+<w:endnotes xmlns:wpc="http://schemas.microsoft.com/office/word/2010/wordprocessingCanvas" xmlns:cx="http://schemas.microsoft.com/office/drawing/2014/chartex" xmlns:cx1="http://schemas.microsoft.com/office/drawing/2015/9/8/chartex" xmlns:cx2="http://schemas.microsoft.com/office/drawing/2015/10/21/chartex" xmlns:cx3="http://schemas.microsoft.com/office/drawing/2016/5/9/chartex" xmlns:cx4="http://schemas.microsoft.com/office/drawing/2016/5/10/chartex" xmlns:cx5="http://schemas.microsoft.com/office/drawing/2016/5/11/chartex" xmlns:cx6="http://schemas.microsoft.com/office/drawing/2016/5/12/chartex" xmlns:cx7="http://schemas.microsoft.com/office/drawing/2016/5/13/chartex" xmlns:cx8="http://schemas.microsoft.com/office/drawing/2016/5/14/chartex" xmlns:mc="http://schemas.openxmlformats.org/markup-compatibility/2006" xmlns:aink="http://schemas.microsoft.com/office/drawing/2016/ink" xmlns:am3d="http://schemas.microsoft.com/office/drawing/2017/model3d" xmlns:o="urn:schemas-microsoft-com:office:office" xmlns:r="http://schemas.openxmlformats.org/officeDocument/2006/relationships" xmlns:m="http://schemas.openxmlformats.org/officeDocument/2006/math" xmlns:v="urn:schemas-microsoft-com:vml" xmlns:wp14="http://schemas.microsoft.com/office/word/2010/wordprocessingDrawing" xmlns:wp="http://schemas.openxmlformats.org/drawingml/2006/wordprocessingDrawing" xmlns:w10="urn:schemas-microsoft-com:office:word" xmlns:w="http://schemas.openxmlformats.org/wordprocessingml/2006/main" xmlns:w14="http://schemas.microsoft.com/office/word/2010/wordml" xmlns:w15="http://schemas.microsoft.com/office/word/2012/wordml" xmlns:w16cex="http://schemas.microsoft.com/office/word/2018/wordml/cex" xmlns:w16cid="http://schemas.microsoft.com/office/word/2016/wordml/cid" xmlns:w16="http://schemas.microsoft.com/office/word/2018/wordml" xmlns:w16sdtdh="http://schemas.microsoft.com/office/word/2020/wordml/sdtdatahash" xmlns:w16se="http://schemas.microsoft.com/office/word/2015/wordml/symex" xmlns:wpg="http://schemas.microsoft.com/office/word/2010/wordprocessingGroup" xmlns:wpi="http://schemas.microsoft.com/office/word/2010/wordprocessingInk" xmlns:wne="http://schemas.microsoft.com/office/word/2006/wordml" xmlns:wps="http://schemas.microsoft.com/office/word/2010/wordprocessingShape" mc:Ignorable="w14 w15 w16se w16cid w16 w16cex w16sdtdh wp14">
   <w:endnote w:type="separator" w:id="-1">
     <w:p>
       <w:r>
@@ -3382,7 +3378,7 @@
 </file>
 
 <file path=word/footnotes.xml><?xml version="1.0" encoding="utf-8"?>
-<w:footnotes xmlns:wpc="http://schemas.microsoft.com/office/word/2010/wordprocessingCanvas" xmlns:cx="http://schemas.microsoft.com/office/drawing/2014/chartex" xmlns:cx1="http://schemas.microsoft.com/office/drawing/2015/9/8/chartex" xmlns:cx2="http://schemas.microsoft.com/office/drawing/2015/10/21/chartex" xmlns:cx3="http://schemas.microsoft.com/office/drawing/2016/5/9/chartex" xmlns:cx4="http://schemas.microsoft.com/office/drawing/2016/5/10/chartex" xmlns:cx5="http://schemas.microsoft.com/office/drawing/2016/5/11/chartex" xmlns:cx6="http://schemas.microsoft.com/office/drawing/2016/5/12/chartex" xmlns:cx7="http://schemas.microsoft.com/office/drawing/2016/5/13/chartex" xmlns:cx8="http://schemas.microsoft.com/office/drawing/2016/5/14/chartex" xmlns:mc="http://schemas.openxmlformats.org/markup-compatibility/2006" xmlns:aink="http://schemas.microsoft.com/office/drawing/2016/ink" xmlns:am3d="http://schemas.microsoft.com/office/drawing/2017/model3d" xmlns:o="urn:schemas-microsoft-com:office:office" xmlns:oel="http://schemas.microsoft.com/office/2019/extlst" xmlns:r="http://schemas.openxmlformats.org/officeDocument/2006/relationships" xmlns:m="http://schemas.openxmlformats.org/officeDocument/2006/math" xmlns:v="urn:schemas-microsoft-com:vml" xmlns:wp14="http://schemas.microsoft.com/office/word/2010/wordprocessingDrawing" xmlns:wp="http://schemas.openxmlformats.org/drawingml/2006/wordprocessingDrawing" xmlns:w10="urn:schemas-microsoft-com:office:word" xmlns:w="http://schemas.openxmlformats.org/wordprocessingml/2006/main" xmlns:w14="http://schemas.microsoft.com/office/word/2010/wordml" xmlns:w15="http://schemas.microsoft.com/office/word/2012/wordml" xmlns:w16cex="http://schemas.microsoft.com/office/word/2018/wordml/cex" xmlns:w16cid="http://schemas.microsoft.com/office/word/2016/wordml/cid" xmlns:w16="http://schemas.microsoft.com/office/word/2018/wordml" xmlns:w16du="http://schemas.microsoft.com/office/word/2023/wordml/word16du" xmlns:w16sdtdh="http://schemas.microsoft.com/office/word/2020/wordml/sdtdatahash" xmlns:w16sdtfl="http://schemas.microsoft.com/office/word/2024/wordml/sdtformatlock" xmlns:w16se="http://schemas.microsoft.com/office/word/2015/wordml/symex" xmlns:wpg="http://schemas.microsoft.com/office/word/2010/wordprocessingGroup" xmlns:wpi="http://schemas.microsoft.com/office/word/2010/wordprocessingInk" xmlns:wne="http://schemas.microsoft.com/office/word/2006/wordml" xmlns:wps="http://schemas.microsoft.com/office/word/2010/wordprocessingShape" mc:Ignorable="w14 w15 w16se w16cid w16 w16cex w16sdtdh w16sdtfl w16du wp14">
+<w:footnotes xmlns:wpc="http://schemas.microsoft.com/office/word/2010/wordprocessingCanvas" xmlns:cx="http://schemas.microsoft.com/office/drawing/2014/chartex" xmlns:cx1="http://schemas.microsoft.com/office/drawing/2015/9/8/chartex" xmlns:cx2="http://schemas.microsoft.com/office/drawing/2015/10/21/chartex" xmlns:cx3="http://schemas.microsoft.com/office/drawing/2016/5/9/chartex" xmlns:cx4="http://schemas.microsoft.com/office/drawing/2016/5/10/chartex" xmlns:cx5="http://schemas.microsoft.com/office/drawing/2016/5/11/chartex" xmlns:cx6="http://schemas.microsoft.com/office/drawing/2016/5/12/chartex" xmlns:cx7="http://schemas.microsoft.com/office/drawing/2016/5/13/chartex" xmlns:cx8="http://schemas.microsoft.com/office/drawing/2016/5/14/chartex" xmlns:mc="http://schemas.openxmlformats.org/markup-compatibility/2006" xmlns:aink="http://schemas.microsoft.com/office/drawing/2016/ink" xmlns:am3d="http://schemas.microsoft.com/office/drawing/2017/model3d" xmlns:o="urn:schemas-microsoft-com:office:office" xmlns:r="http://schemas.openxmlformats.org/officeDocument/2006/relationships" xmlns:m="http://schemas.openxmlformats.org/officeDocument/2006/math" xmlns:v="urn:schemas-microsoft-com:vml" xmlns:wp14="http://schemas.microsoft.com/office/word/2010/wordprocessingDrawing" xmlns:wp="http://schemas.openxmlformats.org/drawingml/2006/wordprocessingDrawing" xmlns:w10="urn:schemas-microsoft-com:office:word" xmlns:w="http://schemas.openxmlformats.org/wordprocessingml/2006/main" xmlns:w14="http://schemas.microsoft.com/office/word/2010/wordml" xmlns:w15="http://schemas.microsoft.com/office/word/2012/wordml" xmlns:w16cex="http://schemas.microsoft.com/office/word/2018/wordml/cex" xmlns:w16cid="http://schemas.microsoft.com/office/word/2016/wordml/cid" xmlns:w16="http://schemas.microsoft.com/office/word/2018/wordml" xmlns:w16sdtdh="http://schemas.microsoft.com/office/word/2020/wordml/sdtdatahash" xmlns:w16se="http://schemas.microsoft.com/office/word/2015/wordml/symex" xmlns:wpg="http://schemas.microsoft.com/office/word/2010/wordprocessingGroup" xmlns:wpi="http://schemas.microsoft.com/office/word/2010/wordprocessingInk" xmlns:wne="http://schemas.microsoft.com/office/word/2006/wordml" xmlns:wps="http://schemas.microsoft.com/office/word/2010/wordprocessingShape" mc:Ignorable="w14 w15 w16se w16cid w16 w16cex w16sdtdh wp14">
   <w:footnote w:type="separator" w:id="-1">
     <w:p>
       <w:r>
@@ -3401,7 +3397,7 @@
 </file>
 
 <file path=word/header1.xml><?xml version="1.0" encoding="utf-8"?>
-<w:hdr xmlns:wpc="http://schemas.microsoft.com/office/word/2010/wordprocessingCanvas" xmlns:cx="http://schemas.microsoft.com/office/drawing/2014/chartex" xmlns:cx1="http://schemas.microsoft.com/office/drawing/2015/9/8/chartex" xmlns:cx2="http://schemas.microsoft.com/office/drawing/2015/10/21/chartex" xmlns:cx3="http://schemas.microsoft.com/office/drawing/2016/5/9/chartex" xmlns:cx4="http://schemas.microsoft.com/office/drawing/2016/5/10/chartex" xmlns:cx5="http://schemas.microsoft.com/office/drawing/2016/5/11/chartex" xmlns:cx6="http://schemas.microsoft.com/office/drawing/2016/5/12/chartex" xmlns:cx7="http://schemas.microsoft.com/office/drawing/2016/5/13/chartex" xmlns:cx8="http://schemas.microsoft.com/office/drawing/2016/5/14/chartex" xmlns:mc="http://schemas.openxmlformats.org/markup-compatibility/2006" xmlns:aink="http://schemas.microsoft.com/office/drawing/2016/ink" xmlns:am3d="http://schemas.microsoft.com/office/drawing/2017/model3d" xmlns:o="urn:schemas-microsoft-com:office:office" xmlns:oel="http://schemas.microsoft.com/office/2019/extlst" xmlns:r="http://schemas.openxmlformats.org/officeDocument/2006/relationships" xmlns:m="http://schemas.openxmlformats.org/officeDocument/2006/math" xmlns:v="urn:schemas-microsoft-com:vml" xmlns:wp14="http://schemas.microsoft.com/office/word/2010/wordprocessingDrawing" xmlns:wp="http://schemas.openxmlformats.org/drawingml/2006/wordprocessingDrawing" xmlns:w10="urn:schemas-microsoft-com:office:word" xmlns:w="http://schemas.openxmlformats.org/wordprocessingml/2006/main" xmlns:w14="http://schemas.microsoft.com/office/word/2010/wordml" xmlns:w15="http://schemas.microsoft.com/office/word/2012/wordml" xmlns:w16cex="http://schemas.microsoft.com/office/word/2018/wordml/cex" xmlns:w16cid="http://schemas.microsoft.com/office/word/2016/wordml/cid" xmlns:w16="http://schemas.microsoft.com/office/word/2018/wordml" xmlns:w16du="http://schemas.microsoft.com/office/word/2023/wordml/word16du" xmlns:w16sdtdh="http://schemas.microsoft.com/office/word/2020/wordml/sdtdatahash" xmlns:w16sdtfl="http://schemas.microsoft.com/office/word/2024/wordml/sdtformatlock" xmlns:w16se="http://schemas.microsoft.com/office/word/2015/wordml/symex" xmlns:wpg="http://schemas.microsoft.com/office/word/2010/wordprocessingGroup" xmlns:wpi="http://schemas.microsoft.com/office/word/2010/wordprocessingInk" xmlns:wne="http://schemas.microsoft.com/office/word/2006/wordml" xmlns:wps="http://schemas.microsoft.com/office/word/2010/wordprocessingShape" mc:Ignorable="w14 w15 w16se w16cid w16 w16cex w16sdtdh w16sdtfl w16du wp14">
+<w:hdr xmlns:wpc="http://schemas.microsoft.com/office/word/2010/wordprocessingCanvas" xmlns:cx="http://schemas.microsoft.com/office/drawing/2014/chartex" xmlns:cx1="http://schemas.microsoft.com/office/drawing/2015/9/8/chartex" xmlns:cx2="http://schemas.microsoft.com/office/drawing/2015/10/21/chartex" xmlns:cx3="http://schemas.microsoft.com/office/drawing/2016/5/9/chartex" xmlns:cx4="http://schemas.microsoft.com/office/drawing/2016/5/10/chartex" xmlns:cx5="http://schemas.microsoft.com/office/drawing/2016/5/11/chartex" xmlns:cx6="http://schemas.microsoft.com/office/drawing/2016/5/12/chartex" xmlns:cx7="http://schemas.microsoft.com/office/drawing/2016/5/13/chartex" xmlns:cx8="http://schemas.microsoft.com/office/drawing/2016/5/14/chartex" xmlns:mc="http://schemas.openxmlformats.org/markup-compatibility/2006" xmlns:aink="http://schemas.microsoft.com/office/drawing/2016/ink" xmlns:am3d="http://schemas.microsoft.com/office/drawing/2017/model3d" xmlns:o="urn:schemas-microsoft-com:office:office" xmlns:r="http://schemas.openxmlformats.org/officeDocument/2006/relationships" xmlns:m="http://schemas.openxmlformats.org/officeDocument/2006/math" xmlns:v="urn:schemas-microsoft-com:vml" xmlns:wp14="http://schemas.microsoft.com/office/word/2010/wordprocessingDrawing" xmlns:wp="http://schemas.openxmlformats.org/drawingml/2006/wordprocessingDrawing" xmlns:w10="urn:schemas-microsoft-com:office:word" xmlns:w="http://schemas.openxmlformats.org/wordprocessingml/2006/main" xmlns:w14="http://schemas.microsoft.com/office/word/2010/wordml" xmlns:w15="http://schemas.microsoft.com/office/word/2012/wordml" xmlns:w16cex="http://schemas.microsoft.com/office/word/2018/wordml/cex" xmlns:w16cid="http://schemas.microsoft.com/office/word/2016/wordml/cid" xmlns:w16="http://schemas.microsoft.com/office/word/2018/wordml" xmlns:w16sdtdh="http://schemas.microsoft.com/office/word/2020/wordml/sdtdatahash" xmlns:w16se="http://schemas.microsoft.com/office/word/2015/wordml/symex" xmlns:wpg="http://schemas.microsoft.com/office/word/2010/wordprocessingGroup" xmlns:wpi="http://schemas.microsoft.com/office/word/2010/wordprocessingInk" xmlns:wne="http://schemas.microsoft.com/office/word/2006/wordml" xmlns:wps="http://schemas.microsoft.com/office/word/2010/wordprocessingShape" mc:Ignorable="w14 w15 w16se w16cid w16 w16cex w16sdtdh wp14">
   <w:p>
     <w:pPr>
       <w:tabs>
@@ -3656,7 +3652,7 @@
 </file>
 
 <file path=word/numbering.xml><?xml version="1.0" encoding="utf-8"?>
-<w:numbering xmlns:wpc="http://schemas.microsoft.com/office/word/2010/wordprocessingCanvas" xmlns:cx="http://schemas.microsoft.com/office/drawing/2014/chartex" xmlns:cx1="http://schemas.microsoft.com/office/drawing/2015/9/8/chartex" xmlns:cx2="http://schemas.microsoft.com/office/drawing/2015/10/21/chartex" xmlns:cx3="http://schemas.microsoft.com/office/drawing/2016/5/9/chartex" xmlns:cx4="http://schemas.microsoft.com/office/drawing/2016/5/10/chartex" xmlns:cx5="http://schemas.microsoft.com/office/drawing/2016/5/11/chartex" xmlns:cx6="http://schemas.microsoft.com/office/drawing/2016/5/12/chartex" xmlns:cx7="http://schemas.microsoft.com/office/drawing/2016/5/13/chartex" xmlns:cx8="http://schemas.microsoft.com/office/drawing/2016/5/14/chartex" xmlns:mc="http://schemas.openxmlformats.org/markup-compatibility/2006" xmlns:aink="http://schemas.microsoft.com/office/drawing/2016/ink" xmlns:am3d="http://schemas.microsoft.com/office/drawing/2017/model3d" xmlns:o="urn:schemas-microsoft-com:office:office" xmlns:oel="http://schemas.microsoft.com/office/2019/extlst" xmlns:r="http://schemas.openxmlformats.org/officeDocument/2006/relationships" xmlns:m="http://schemas.openxmlformats.org/officeDocument/2006/math" xmlns:v="urn:schemas-microsoft-com:vml" xmlns:wp14="http://schemas.microsoft.com/office/word/2010/wordprocessingDrawing" xmlns:wp="http://schemas.openxmlformats.org/drawingml/2006/wordprocessingDrawing" xmlns:w10="urn:schemas-microsoft-com:office:word" xmlns:w="http://schemas.openxmlformats.org/wordprocessingml/2006/main" xmlns:w14="http://schemas.microsoft.com/office/word/2010/wordml" xmlns:w15="http://schemas.microsoft.com/office/word/2012/wordml" xmlns:w16cex="http://schemas.microsoft.com/office/word/2018/wordml/cex" xmlns:w16cid="http://schemas.microsoft.com/office/word/2016/wordml/cid" xmlns:w16="http://schemas.microsoft.com/office/word/2018/wordml" xmlns:w16du="http://schemas.microsoft.com/office/word/2023/wordml/word16du" xmlns:w16sdtdh="http://schemas.microsoft.com/office/word/2020/wordml/sdtdatahash" xmlns:w16sdtfl="http://schemas.microsoft.com/office/word/2024/wordml/sdtformatlock" xmlns:w16se="http://schemas.microsoft.com/office/word/2015/wordml/symex" xmlns:wpg="http://schemas.microsoft.com/office/word/2010/wordprocessingGroup" xmlns:wpi="http://schemas.microsoft.com/office/word/2010/wordprocessingInk" xmlns:wne="http://schemas.microsoft.com/office/word/2006/wordml" xmlns:wps="http://schemas.microsoft.com/office/word/2010/wordprocessingShape" mc:Ignorable="w14 w15 w16se w16cid w16 w16cex w16sdtdh w16sdtfl w16du wp14">
+<w:numbering xmlns:wpc="http://schemas.microsoft.com/office/word/2010/wordprocessingCanvas" xmlns:cx="http://schemas.microsoft.com/office/drawing/2014/chartex" xmlns:cx1="http://schemas.microsoft.com/office/drawing/2015/9/8/chartex" xmlns:cx2="http://schemas.microsoft.com/office/drawing/2015/10/21/chartex" xmlns:cx3="http://schemas.microsoft.com/office/drawing/2016/5/9/chartex" xmlns:cx4="http://schemas.microsoft.com/office/drawing/2016/5/10/chartex" xmlns:cx5="http://schemas.microsoft.com/office/drawing/2016/5/11/chartex" xmlns:cx6="http://schemas.microsoft.com/office/drawing/2016/5/12/chartex" xmlns:cx7="http://schemas.microsoft.com/office/drawing/2016/5/13/chartex" xmlns:cx8="http://schemas.microsoft.com/office/drawing/2016/5/14/chartex" xmlns:mc="http://schemas.openxmlformats.org/markup-compatibility/2006" xmlns:aink="http://schemas.microsoft.com/office/drawing/2016/ink" xmlns:am3d="http://schemas.microsoft.com/office/drawing/2017/model3d" xmlns:o="urn:schemas-microsoft-com:office:office" xmlns:r="http://schemas.openxmlformats.org/officeDocument/2006/relationships" xmlns:m="http://schemas.openxmlformats.org/officeDocument/2006/math" xmlns:v="urn:schemas-microsoft-com:vml" xmlns:wp14="http://schemas.microsoft.com/office/word/2010/wordprocessingDrawing" xmlns:wp="http://schemas.openxmlformats.org/drawingml/2006/wordprocessingDrawing" xmlns:w10="urn:schemas-microsoft-com:office:word" xmlns:w="http://schemas.openxmlformats.org/wordprocessingml/2006/main" xmlns:w14="http://schemas.microsoft.com/office/word/2010/wordml" xmlns:w15="http://schemas.microsoft.com/office/word/2012/wordml" xmlns:w16cex="http://schemas.microsoft.com/office/word/2018/wordml/cex" xmlns:w16cid="http://schemas.microsoft.com/office/word/2016/wordml/cid" xmlns:w16="http://schemas.microsoft.com/office/word/2018/wordml" xmlns:w16sdtdh="http://schemas.microsoft.com/office/word/2020/wordml/sdtdatahash" xmlns:w16se="http://schemas.microsoft.com/office/word/2015/wordml/symex" xmlns:wpg="http://schemas.microsoft.com/office/word/2010/wordprocessingGroup" xmlns:wpi="http://schemas.microsoft.com/office/word/2010/wordprocessingInk" xmlns:wne="http://schemas.microsoft.com/office/word/2006/wordml" xmlns:wps="http://schemas.microsoft.com/office/word/2010/wordprocessingShape" mc:Ignorable="w14 w15 w16se w16cid w16 w16cex w16sdtdh wp14">
   <w:abstractNum w:abstractNumId="0" w15:restartNumberingAfterBreak="0">
     <w:nsid w:val="FFFFFF80"/>
     <w:multiLevelType w:val="singleLevel"/>
@@ -6773,80 +6769,70 @@
       </w:rPr>
     </w:lvl>
   </w:abstractNum>
-  <w:num w:numId="1" w16cid:durableId="1711683674">
+  <w:num w:numId="1">
     <w:abstractNumId w:val="4"/>
   </w:num>
-  <w:num w:numId="2" w16cid:durableId="79911595">
+  <w:num w:numId="2">
     <w:abstractNumId w:val="11"/>
   </w:num>
-  <w:num w:numId="3" w16cid:durableId="593587237">
+  <w:num w:numId="3">
     <w:abstractNumId w:val="2"/>
   </w:num>
-  <w:num w:numId="4" w16cid:durableId="449319081">
+  <w:num w:numId="4">
     <w:abstractNumId w:val="17"/>
   </w:num>
-  <w:num w:numId="5" w16cid:durableId="1387298548">
+  <w:num w:numId="5">
     <w:abstractNumId w:val="7"/>
   </w:num>
-  <w:num w:numId="6" w16cid:durableId="417755915">
+  <w:num w:numId="6">
     <w:abstractNumId w:val="20"/>
   </w:num>
-  <w:num w:numId="7" w16cid:durableId="1327781391">
+  <w:num w:numId="7">
     <w:abstractNumId w:val="25"/>
   </w:num>
-  <w:num w:numId="8" w16cid:durableId="1409814202">
+  <w:num w:numId="8">
     <w:abstractNumId w:val="6"/>
   </w:num>
-  <w:num w:numId="9" w16cid:durableId="816266340">
+  <w:num w:numId="9">
     <w:abstractNumId w:val="23"/>
   </w:num>
-  <w:num w:numId="10" w16cid:durableId="424882187">
+  <w:num w:numId="10">
     <w:abstractNumId w:val="14"/>
   </w:num>
-  <w:num w:numId="11" w16cid:durableId="1163820332">
+  <w:num w:numId="11">
     <w:abstractNumId w:val="1"/>
   </w:num>
-  <w:num w:numId="12" w16cid:durableId="1568833169">
+  <w:num w:numId="12">
     <w:abstractNumId w:val="21"/>
   </w:num>
-  <w:num w:numId="13" w16cid:durableId="1702778605">
+  <w:num w:numId="13">
     <w:abstractNumId w:val="18"/>
   </w:num>
-  <w:num w:numId="14" w16cid:durableId="2009163841">
+  <w:num w:numId="14">
     <w:abstractNumId w:val="15"/>
   </w:num>
-  <w:num w:numId="15" w16cid:durableId="1365255200">
+  <w:num w:numId="15">
     <w:abstractNumId w:val="24"/>
   </w:num>
-  <w:num w:numId="16" w16cid:durableId="314719608">
+  <w:num w:numId="16">
     <w:abstractNumId w:val="6"/>
   </w:num>
-  <w:num w:numId="17" w16cid:durableId="1765571656">
+  <w:num w:numId="17">
     <w:abstractNumId w:val="6"/>
   </w:num>
-  <w:num w:numId="18" w16cid:durableId="641035841">
+  <w:num w:numId="18">
     <w:abstractNumId w:val="6"/>
   </w:num>
-  <w:num w:numId="19" w16cid:durableId="80378762">
+  <w:num w:numId="19">
     <w:abstractNumId w:val="5"/>
   </w:num>
-  <w:num w:numId="20" w16cid:durableId="890729014">
+  <w:num w:numId="20">
     <w:abstractNumId w:val="1"/>
-    <w:lvlOverride w:ilvl="0"/>
   </w:num>
-  <w:num w:numId="21" w16cid:durableId="1065643806">
+  <w:num w:numId="21">
     <w:abstractNumId w:val="6"/>
-    <w:lvlOverride w:ilvl="0"/>
-    <w:lvlOverride w:ilvl="1"/>
-    <w:lvlOverride w:ilvl="2"/>
-    <w:lvlOverride w:ilvl="3"/>
-    <w:lvlOverride w:ilvl="4"/>
-    <w:lvlOverride w:ilvl="5"/>
-    <w:lvlOverride w:ilvl="6"/>
-    <w:lvlOverride w:ilvl="7"/>
-    <w:lvlOverride w:ilvl="8"/>
   </w:num>
-  <w:num w:numId="22" w16cid:durableId="507015353">
+  <w:num w:numId="22">
     <w:abstractNumId w:val="25"/>
     <w:lvlOverride w:ilvl="0">
       <w:startOverride w:val="2"/>
@@ -6876,7 +6862,7 @@
       <w:startOverride w:val="1"/>
     </w:lvlOverride>
   </w:num>
-  <w:num w:numId="23" w16cid:durableId="1197499400">
+  <w:num w:numId="23">
     <w:abstractNumId w:val="2"/>
     <w:lvlOverride w:ilvl="0">
       <w:startOverride w:val="1"/>
@@ -6906,19 +6892,10 @@
       <w:startOverride w:val="1"/>
     </w:lvlOverride>
   </w:num>
-  <w:num w:numId="24" w16cid:durableId="1513957089">
+  <w:num w:numId="24">
     <w:abstractNumId w:val="7"/>
-    <w:lvlOverride w:ilvl="0"/>
-    <w:lvlOverride w:ilvl="1"/>
-    <w:lvlOverride w:ilvl="2"/>
-    <w:lvlOverride w:ilvl="3"/>
-    <w:lvlOverride w:ilvl="4"/>
-    <w:lvlOverride w:ilvl="5"/>
-    <w:lvlOverride w:ilvl="6"/>
-    <w:lvlOverride w:ilvl="7"/>
-    <w:lvlOverride w:ilvl="8"/>
   </w:num>
-  <w:num w:numId="25" w16cid:durableId="989478928">
+  <w:num w:numId="25">
     <w:abstractNumId w:val="5"/>
     <w:lvlOverride w:ilvl="0">
       <w:startOverride w:val="1"/>
@@ -6948,65 +6925,56 @@
       <w:startOverride w:val="1"/>
     </w:lvlOverride>
   </w:num>
-  <w:num w:numId="26" w16cid:durableId="1504472992">
+  <w:num w:numId="26">
     <w:abstractNumId w:val="18"/>
-    <w:lvlOverride w:ilvl="0"/>
-    <w:lvlOverride w:ilvl="1"/>
-    <w:lvlOverride w:ilvl="2"/>
-    <w:lvlOverride w:ilvl="3"/>
-    <w:lvlOverride w:ilvl="4"/>
-    <w:lvlOverride w:ilvl="5"/>
-    <w:lvlOverride w:ilvl="6"/>
-    <w:lvlOverride w:ilvl="7"/>
-    <w:lvlOverride w:ilvl="8"/>
   </w:num>
-  <w:num w:numId="27" w16cid:durableId="483862597">
+  <w:num w:numId="27">
     <w:abstractNumId w:val="29"/>
   </w:num>
-  <w:num w:numId="28" w16cid:durableId="396392256">
+  <w:num w:numId="28">
     <w:abstractNumId w:val="8"/>
   </w:num>
-  <w:num w:numId="29" w16cid:durableId="813059978">
+  <w:num w:numId="29">
     <w:abstractNumId w:val="9"/>
   </w:num>
-  <w:num w:numId="30" w16cid:durableId="565072696">
+  <w:num w:numId="30">
     <w:abstractNumId w:val="0"/>
   </w:num>
-  <w:num w:numId="31" w16cid:durableId="1359157120">
+  <w:num w:numId="31">
     <w:abstractNumId w:val="26"/>
   </w:num>
-  <w:num w:numId="32" w16cid:durableId="1001274808">
+  <w:num w:numId="32">
     <w:abstractNumId w:val="28"/>
   </w:num>
-  <w:num w:numId="33" w16cid:durableId="56435816">
+  <w:num w:numId="33">
     <w:abstractNumId w:val="16"/>
   </w:num>
-  <w:num w:numId="34" w16cid:durableId="1889339712">
+  <w:num w:numId="34">
     <w:abstractNumId w:val="12"/>
   </w:num>
-  <w:num w:numId="35" w16cid:durableId="47387617">
+  <w:num w:numId="35">
     <w:abstractNumId w:val="19"/>
   </w:num>
-  <w:num w:numId="36" w16cid:durableId="1116942921">
+  <w:num w:numId="36">
     <w:abstractNumId w:val="22"/>
   </w:num>
-  <w:num w:numId="37" w16cid:durableId="1192839928">
+  <w:num w:numId="37">
     <w:abstractNumId w:val="13"/>
   </w:num>
-  <w:num w:numId="38" w16cid:durableId="1135872911">
+  <w:num w:numId="38">
     <w:abstractNumId w:val="3"/>
   </w:num>
-  <w:num w:numId="39" w16cid:durableId="482431406">
+  <w:num w:numId="39">
     <w:abstractNumId w:val="27"/>
   </w:num>
-  <w:num w:numId="40" w16cid:durableId="1037698442">
+  <w:num w:numId="40">
     <w:abstractNumId w:val="10"/>
   </w:num>
 </w:numbering>
 </file>
 
 <file path=word/styles.xml><?xml version="1.0" encoding="utf-8"?>
-<w:styles xmlns:mc="http://schemas.openxmlformats.org/markup-compatibility/2006" xmlns:r="http://schemas.openxmlformats.org/officeDocument/2006/relationships" xmlns:w="http://schemas.openxmlformats.org/wordprocessingml/2006/main" xmlns:w14="http://schemas.microsoft.com/office/word/2010/wordml" xmlns:w15="http://schemas.microsoft.com/office/word/2012/wordml" xmlns:w16cex="http://schemas.microsoft.com/office/word/2018/wordml/cex" xmlns:w16cid="http://schemas.microsoft.com/office/word/2016/wordml/cid" xmlns:w16="http://schemas.microsoft.com/office/word/2018/wordml" xmlns:w16du="http://schemas.microsoft.com/office/word/2023/wordml/word16du" xmlns:w16sdtdh="http://schemas.microsoft.com/office/word/2020/wordml/sdtdatahash" xmlns:w16sdtfl="http://schemas.microsoft.com/office/word/2024/wordml/sdtformatlock" xmlns:w16se="http://schemas.microsoft.com/office/word/2015/wordml/symex" mc:Ignorable="w14 w15 w16se w16cid w16 w16cex w16sdtdh w16sdtfl w16du">
+<w:styles xmlns:mc="http://schemas.openxmlformats.org/markup-compatibility/2006" xmlns:r="http://schemas.openxmlformats.org/officeDocument/2006/relationships" xmlns:w="http://schemas.openxmlformats.org/wordprocessingml/2006/main" xmlns:w14="http://schemas.microsoft.com/office/word/2010/wordml" xmlns:w15="http://schemas.microsoft.com/office/word/2012/wordml" xmlns:w16cex="http://schemas.microsoft.com/office/word/2018/wordml/cex" xmlns:w16cid="http://schemas.microsoft.com/office/word/2016/wordml/cid" xmlns:w16="http://schemas.microsoft.com/office/word/2018/wordml" xmlns:w16sdtdh="http://schemas.microsoft.com/office/word/2020/wordml/sdtdatahash" xmlns:w16se="http://schemas.microsoft.com/office/word/2015/wordml/symex" mc:Ignorable="w14 w15 w16se w16cid w16 w16cex w16sdtdh">
   <w:docDefaults>
     <w:rPrDefault>
       <w:rPr>
@@ -7559,7 +7527,9 @@
   </w:style>
   <w:style w:type="character" w:default="1" w:styleId="Fontepargpadro">
     <w:name w:val="Default Paragraph Font"/>
+    <w:uiPriority w:val="1"/>
     <w:semiHidden/>
+    <w:unhideWhenUsed/>
   </w:style>
   <w:style w:type="table" w:default="1" w:styleId="Tabelanormal">
     <w:name w:val="Normal Table"/>
@@ -8245,8 +8215,8 @@
       <w:spacing w:before="100" w:beforeAutospacing="1" w:after="100" w:afterAutospacing="1"/>
     </w:pPr>
   </w:style>
-  <w:style w:type="paragraph" w:customStyle="1" w:styleId="NoSpacing">
-    <w:name w:val="No Spacing"/>
+  <w:style w:type="paragraph" w:customStyle="1" w:styleId="SemEspaamento1">
+    <w:name w:val="Sem Espaçamento1"/>
     <w:link w:val="NoSpacingChar"/>
     <w:uiPriority w:val="1"/>
     <w:unhideWhenUsed/>
@@ -8260,7 +8230,7 @@
   </w:style>
   <w:style w:type="character" w:customStyle="1" w:styleId="NoSpacingChar">
     <w:name w:val="No Spacing Char"/>
-    <w:link w:val="NoSpacing"/>
+    <w:link w:val="SemEspaamento1"/>
     <w:uiPriority w:val="1"/>
     <w:rsid w:val="00160395"/>
     <w:rPr>
